--- a/eng/docx/55.content.docx
+++ b/eng/docx/55.content.docx
@@ -136,13 +136,6 @@
         <w:rPr>
           <w:lang w:val="en_US" w:bidi="en_US"/>
         </w:rPr>
-      </w:r>
-      <w:r>
-        <w:rPr>
-          <w:i/>
-          <w:lang w:val="en_US" w:bidi="en_US"/>
-        </w:rPr>
-        <w:t>2 Timothy 1:1, 2 Timothy 1:2, 2 Timothy 1:4, 2 Timothy 1:5, 2 Timothy 1:7, 2 Timothy 1:8, 2 Timothy 1:8 (#2), 2 Timothy 1:9, 2 Timothy 1:10, 2 Timothy 1:10 (#2), 2 Timothy 1:12, 2 Timothy 1:14, 2 Timothy 1:15, 2 Timothy 1:16, 2 Timothy 1:17, 2 Timothy 1:18, 2 Timothy 2:1, 2 Timothy 2:2, 2 Timothy 2:4, 2 Timothy 2:9, 2 Timothy 2:9 (#2), 2 Timothy 2:10, 2 Timothy 2:12, 2 Timothy 2:12 (#2), 2 Timothy 2:14, 2 Timothy 2:18, 2 Timothy 2:21, 2 Timothy 2:22, 2 Timothy 2:24, 2 Timothy 2:25, 2 Timothy 2:26, 2 Timothy 3:1, 2 Timothy 3:2, 2 Timothy 3:4, 2 Timothy 3:5, 2 Timothy 3:6, 2 Timothy 3:8, 2 Timothy 3:10, 2 Timothy 3:11, 2 Timothy 3:12, 2 Timothy 3:13, 2 Timothy 3:15, 2 Timothy 3:16, 2 Timothy 3:16 (#2), 2 Timothy 3:17, 2 Timothy 4:1, 2 Timothy 4:2, 2 Timothy 4:3, 2 Timothy 4:5, 2 Timothy 4:6, 2 Timothy 4:8, 2 Timothy 4:10, 2 Timothy 4:11, 2 Timothy 4:14, 2 Timothy 4:16</w:t>
       </w:r>
       <w:r>
         <w:rPr>

--- a/eng/docx/55.content.docx
+++ b/eng/docx/55.content.docx
@@ -123,19 +123,6 @@
           <w:lang w:val="en_US" w:bidi="en_US"/>
         </w:rPr>
         <w:t>2TI</w:t>
-      </w:r>
-      <w:r>
-        <w:rPr>
-          <w:lang w:val="en_US" w:bidi="en_US"/>
-        </w:rPr>
-      </w:r>
-    </w:p>
-    <w:p>
-      <w:pPr/>
-      <w:r>
-        <w:rPr>
-          <w:lang w:val="en_US" w:bidi="en_US"/>
-        </w:rPr>
       </w:r>
       <w:r>
         <w:rPr>

--- a/eng/docx/55.content.docx
+++ b/eng/docx/55.content.docx
@@ -19,7 +19,7 @@
         <w:rPr>
           <w:lang w:val="en_US" w:bidi="en_US"/>
         </w:rPr>
-        <w:t>Resource: Translation Questions (unfoldingWord)</w:t>
+        <w:t>Resource: unfoldingWord® Translation Questions</w:t>
       </w:r>
       <w:r>
         <w:rPr>
@@ -85,7 +85,7 @@
         <w:rPr>
           <w:lang w:val="en_US" w:bidi="en_US"/>
         </w:rPr>
-        <w:t>Translation Questions (unfoldingWord)</w:t>
+        <w:t>unfoldingWord® Translation Questions</w:t>
       </w:r>
     </w:p>
     <w:p>

--- a/eng/docx/55.content.docx
+++ b/eng/docx/55.content.docx
@@ -185,7 +185,7 @@
         <w:rPr>
           <w:lang w:val="en_US" w:bidi="en_US"/>
         </w:rPr>
-        <w:t>2 Timothy 1:1</w:t>
+        <w:t>2 Timothy 1:1 (#1)</w:t>
       </w:r>
       <w:r>
         <w:rPr>
@@ -248,7 +248,7 @@
         <w:rPr>
           <w:lang w:val="en_US" w:bidi="en_US"/>
         </w:rPr>
-        <w:t>2 Timothy 1:2</w:t>
+        <w:t>2 Timothy 1:2 (#1)</w:t>
       </w:r>
       <w:r>
         <w:rPr>
@@ -311,7 +311,7 @@
         <w:rPr>
           <w:lang w:val="en_US" w:bidi="en_US"/>
         </w:rPr>
-        <w:t>2 Timothy 1:4</w:t>
+        <w:t>2 Timothy 1:4 (#1)</w:t>
       </w:r>
       <w:r>
         <w:rPr>
@@ -374,7 +374,7 @@
         <w:rPr>
           <w:lang w:val="en_US" w:bidi="en_US"/>
         </w:rPr>
-        <w:t>2 Timothy 1:5</w:t>
+        <w:t>2 Timothy 1:5 (#1)</w:t>
       </w:r>
       <w:r>
         <w:rPr>
@@ -437,7 +437,7 @@
         <w:rPr>
           <w:lang w:val="en_US" w:bidi="en_US"/>
         </w:rPr>
-        <w:t>2 Timothy 1:7</w:t>
+        <w:t>2 Timothy 1:7 (#1)</w:t>
       </w:r>
       <w:r>
         <w:rPr>
@@ -500,7 +500,7 @@
         <w:rPr>
           <w:lang w:val="en_US" w:bidi="en_US"/>
         </w:rPr>
-        <w:t>2 Timothy 1:8</w:t>
+        <w:t>2 Timothy 1:8 (#2)</w:t>
       </w:r>
       <w:r>
         <w:rPr>
@@ -520,6 +520,69 @@
           <w:b/>
           <w:lang w:val="en_US" w:bidi="en_US"/>
         </w:rPr>
+        <w:t>What does Paul tell Timothy to do?</w:t>
+      </w:r>
+    </w:p>
+    <w:p>
+      <w:pPr/>
+      <w:r>
+        <w:rPr>
+          <w:lang w:val="en_US" w:bidi="en_US"/>
+        </w:rPr>
+      </w:r>
+      <w:r>
+        <w:rPr>
+          <w:lang w:val="en_US" w:bidi="en_US"/>
+        </w:rPr>
+        <w:t>Paul tells Timothy to suffer for the gospel together with Paul.</w:t>
+      </w:r>
+      <w:r>
+        <w:rPr>
+          <w:lang w:val="en_US" w:bidi="en_US"/>
+        </w:rPr>
+      </w:r>
+      <w:r>
+        <w:rPr>
+          <w:lang w:val="en_US" w:bidi="en_US"/>
+        </w:rPr>
+      </w:r>
+    </w:p>
+    <w:p>
+      <w:pPr/>
+      <w:r>
+        <w:rPr>
+          <w:lang w:val="en_US" w:bidi="en_US"/>
+        </w:rPr>
+      </w:r>
+    </w:p>
+    <w:p>
+      <w:pPr>
+        <w:pStyle w:val="Heading2"/>
+      </w:pPr>
+      <w:r>
+        <w:rPr>
+          <w:lang w:val="en_US" w:bidi="en_US"/>
+        </w:rPr>
+        <w:t>2 Timothy 1:8 (#1)</w:t>
+      </w:r>
+      <w:r>
+        <w:rPr>
+          <w:lang w:val="en_US" w:bidi="en_US"/>
+        </w:rPr>
+      </w:r>
+    </w:p>
+    <w:p>
+      <w:pPr/>
+      <w:r>
+        <w:rPr>
+          <w:lang w:val="en_US" w:bidi="en_US"/>
+        </w:rPr>
+      </w:r>
+      <w:r>
+        <w:rPr>
+          <w:b/>
+          <w:lang w:val="en_US" w:bidi="en_US"/>
+        </w:rPr>
         <w:t>What does Paul tell Timothy not to do?</w:t>
       </w:r>
     </w:p>
@@ -563,7 +626,7 @@
         <w:rPr>
           <w:lang w:val="en_US" w:bidi="en_US"/>
         </w:rPr>
-        <w:t>2 Timothy 1:8 (#2)</w:t>
+        <w:t>2 Timothy 1:9 (#1)</w:t>
       </w:r>
       <w:r>
         <w:rPr>
@@ -583,21 +646,21 @@
           <w:b/>
           <w:lang w:val="en_US" w:bidi="en_US"/>
         </w:rPr>
-        <w:t>What does Paul tell Timothy to do?</w:t>
-      </w:r>
-    </w:p>
-    <w:p>
-      <w:pPr/>
-      <w:r>
-        <w:rPr>
-          <w:lang w:val="en_US" w:bidi="en_US"/>
-        </w:rPr>
-      </w:r>
-      <w:r>
-        <w:rPr>
-          <w:lang w:val="en_US" w:bidi="en_US"/>
-        </w:rPr>
-        <w:t>Paul tells Timothy to suffer for the gospel together with Paul.</w:t>
+        <w:t>When was God’s plan and grace given to us?</w:t>
+      </w:r>
+    </w:p>
+    <w:p>
+      <w:pPr/>
+      <w:r>
+        <w:rPr>
+          <w:lang w:val="en_US" w:bidi="en_US"/>
+        </w:rPr>
+      </w:r>
+      <w:r>
+        <w:rPr>
+          <w:lang w:val="en_US" w:bidi="en_US"/>
+        </w:rPr>
+        <w:t>God’s plan and grace was given to us before eternal times.</w:t>
       </w:r>
       <w:r>
         <w:rPr>
@@ -626,7 +689,7 @@
         <w:rPr>
           <w:lang w:val="en_US" w:bidi="en_US"/>
         </w:rPr>
-        <w:t>2 Timothy 1:9</w:t>
+        <w:t>2 Timothy 1:10 (#2)</w:t>
       </w:r>
       <w:r>
         <w:rPr>
@@ -646,21 +709,21 @@
           <w:b/>
           <w:lang w:val="en_US" w:bidi="en_US"/>
         </w:rPr>
-        <w:t>When was God’s plan and grace given to us?</w:t>
-      </w:r>
-    </w:p>
-    <w:p>
-      <w:pPr/>
-      <w:r>
-        <w:rPr>
-          <w:lang w:val="en_US" w:bidi="en_US"/>
-        </w:rPr>
-      </w:r>
-      <w:r>
-        <w:rPr>
-          <w:lang w:val="en_US" w:bidi="en_US"/>
-        </w:rPr>
-        <w:t>God’s plan and grace was given to us before eternal times.</w:t>
+        <w:t>When Jesus appeared, what did he do regarding death, life, and immortality?</w:t>
+      </w:r>
+    </w:p>
+    <w:p>
+      <w:pPr/>
+      <w:r>
+        <w:rPr>
+          <w:lang w:val="en_US" w:bidi="en_US"/>
+        </w:rPr>
+      </w:r>
+      <w:r>
+        <w:rPr>
+          <w:lang w:val="en_US" w:bidi="en_US"/>
+        </w:rPr>
+        <w:t>Jesus put an end to death, and brought to light life and immortality through the gospel.</w:t>
       </w:r>
       <w:r>
         <w:rPr>
@@ -689,7 +752,7 @@
         <w:rPr>
           <w:lang w:val="en_US" w:bidi="en_US"/>
         </w:rPr>
-        <w:t>2 Timothy 1:10</w:t>
+        <w:t>2 Timothy 1:10 (#1)</w:t>
       </w:r>
       <w:r>
         <w:rPr>
@@ -752,7 +815,7 @@
         <w:rPr>
           <w:lang w:val="en_US" w:bidi="en_US"/>
         </w:rPr>
-        <w:t>2 Timothy 1:10 (#2)</w:t>
+        <w:t>2 Timothy 1:12 (#1)</w:t>
       </w:r>
       <w:r>
         <w:rPr>
@@ -772,21 +835,21 @@
           <w:b/>
           <w:lang w:val="en_US" w:bidi="en_US"/>
         </w:rPr>
-        <w:t>When Jesus appeared, what did he do regarding death, life, and immortality?</w:t>
-      </w:r>
-    </w:p>
-    <w:p>
-      <w:pPr/>
-      <w:r>
-        <w:rPr>
-          <w:lang w:val="en_US" w:bidi="en_US"/>
-        </w:rPr>
-      </w:r>
-      <w:r>
-        <w:rPr>
-          <w:lang w:val="en_US" w:bidi="en_US"/>
-        </w:rPr>
-        <w:t>Jesus put an end to death, and brought to light life and immortality through the gospel.</w:t>
+        <w:t>What is Paul confident that God is able to do for him which makes Paul not ashamed of the gospel?</w:t>
+      </w:r>
+    </w:p>
+    <w:p>
+      <w:pPr/>
+      <w:r>
+        <w:rPr>
+          <w:lang w:val="en_US" w:bidi="en_US"/>
+        </w:rPr>
+      </w:r>
+      <w:r>
+        <w:rPr>
+          <w:lang w:val="en_US" w:bidi="en_US"/>
+        </w:rPr>
+        <w:t>Paul is persuaded that God is able to keep the deposit that Paul has entrusted to God until that day.</w:t>
       </w:r>
       <w:r>
         <w:rPr>
@@ -815,7 +878,7 @@
         <w:rPr>
           <w:lang w:val="en_US" w:bidi="en_US"/>
         </w:rPr>
-        <w:t>2 Timothy 1:12</w:t>
+        <w:t>2 Timothy 1:14 (#1)</w:t>
       </w:r>
       <w:r>
         <w:rPr>
@@ -835,21 +898,21 @@
           <w:b/>
           <w:lang w:val="en_US" w:bidi="en_US"/>
         </w:rPr>
-        <w:t>What is Paul confident that God is able to do for him which makes Paul not ashamed of the gospel?</w:t>
-      </w:r>
-    </w:p>
-    <w:p>
-      <w:pPr/>
-      <w:r>
-        <w:rPr>
-          <w:lang w:val="en_US" w:bidi="en_US"/>
-        </w:rPr>
-      </w:r>
-      <w:r>
-        <w:rPr>
-          <w:lang w:val="en_US" w:bidi="en_US"/>
-        </w:rPr>
-        <w:t>Paul is persuaded that God is able to keep the deposit that Paul has entrusted to God until that day.</w:t>
+        <w:t>What is Timothy to do with the good deposit God has committed to him?</w:t>
+      </w:r>
+    </w:p>
+    <w:p>
+      <w:pPr/>
+      <w:r>
+        <w:rPr>
+          <w:lang w:val="en_US" w:bidi="en_US"/>
+        </w:rPr>
+      </w:r>
+      <w:r>
+        <w:rPr>
+          <w:lang w:val="en_US" w:bidi="en_US"/>
+        </w:rPr>
+        <w:t>Timothy is to guard through the Holy Spirit the good deposit God has committed to him.</w:t>
       </w:r>
       <w:r>
         <w:rPr>
@@ -878,7 +941,7 @@
         <w:rPr>
           <w:lang w:val="en_US" w:bidi="en_US"/>
         </w:rPr>
-        <w:t>2 Timothy 1:14</w:t>
+        <w:t>2 Timothy 1:15 (#1)</w:t>
       </w:r>
       <w:r>
         <w:rPr>
@@ -898,21 +961,21 @@
           <w:b/>
           <w:lang w:val="en_US" w:bidi="en_US"/>
         </w:rPr>
-        <w:t>What is Timothy to do with the good deposit God has committed to him?</w:t>
-      </w:r>
-    </w:p>
-    <w:p>
-      <w:pPr/>
-      <w:r>
-        <w:rPr>
-          <w:lang w:val="en_US" w:bidi="en_US"/>
-        </w:rPr>
-      </w:r>
-      <w:r>
-        <w:rPr>
-          <w:lang w:val="en_US" w:bidi="en_US"/>
-        </w:rPr>
-        <w:t>Timothy is to guard through the Holy Spirit the good deposit God has committed to him.</w:t>
+        <w:t>What did all of Paul’s Asian companions do to him?</w:t>
+      </w:r>
+    </w:p>
+    <w:p>
+      <w:pPr/>
+      <w:r>
+        <w:rPr>
+          <w:lang w:val="en_US" w:bidi="en_US"/>
+        </w:rPr>
+      </w:r>
+      <w:r>
+        <w:rPr>
+          <w:lang w:val="en_US" w:bidi="en_US"/>
+        </w:rPr>
+        <w:t>All those in Asia turned away from Paul.</w:t>
       </w:r>
       <w:r>
         <w:rPr>
@@ -941,7 +1004,7 @@
         <w:rPr>
           <w:lang w:val="en_US" w:bidi="en_US"/>
         </w:rPr>
-        <w:t>2 Timothy 1:15</w:t>
+        <w:t>2 Timothy 1:16 (#1)</w:t>
       </w:r>
       <w:r>
         <w:rPr>
@@ -961,21 +1024,21 @@
           <w:b/>
           <w:lang w:val="en_US" w:bidi="en_US"/>
         </w:rPr>
-        <w:t>What did all of Paul’s Asian companions do to him?</w:t>
-      </w:r>
-    </w:p>
-    <w:p>
-      <w:pPr/>
-      <w:r>
-        <w:rPr>
-          <w:lang w:val="en_US" w:bidi="en_US"/>
-        </w:rPr>
-      </w:r>
-      <w:r>
-        <w:rPr>
-          <w:lang w:val="en_US" w:bidi="en_US"/>
-        </w:rPr>
-        <w:t>All those in Asia turned away from Paul.</w:t>
+        <w:t>Why does Paul ask the Lord to grant mercy to the household of Onesiphorus?</w:t>
+      </w:r>
+    </w:p>
+    <w:p>
+      <w:pPr/>
+      <w:r>
+        <w:rPr>
+          <w:lang w:val="en_US" w:bidi="en_US"/>
+        </w:rPr>
+      </w:r>
+      <w:r>
+        <w:rPr>
+          <w:lang w:val="en_US" w:bidi="en_US"/>
+        </w:rPr>
+        <w:t>Paul asks the Lord to grant mercy to the household of Onesiphorus because Onesiphorus refreshed Paul and was not ashamed of Paul’s chain.</w:t>
       </w:r>
       <w:r>
         <w:rPr>
@@ -1004,7 +1067,7 @@
         <w:rPr>
           <w:lang w:val="en_US" w:bidi="en_US"/>
         </w:rPr>
-        <w:t>2 Timothy 1:16</w:t>
+        <w:t>2 Timothy 1:17 (#1)</w:t>
       </w:r>
       <w:r>
         <w:rPr>
@@ -1024,21 +1087,21 @@
           <w:b/>
           <w:lang w:val="en_US" w:bidi="en_US"/>
         </w:rPr>
-        <w:t>Why does Paul ask the Lord to grant mercy to the household of Onesiphorus?</w:t>
-      </w:r>
-    </w:p>
-    <w:p>
-      <w:pPr/>
-      <w:r>
-        <w:rPr>
-          <w:lang w:val="en_US" w:bidi="en_US"/>
-        </w:rPr>
-      </w:r>
-      <w:r>
-        <w:rPr>
-          <w:lang w:val="en_US" w:bidi="en_US"/>
-        </w:rPr>
-        <w:t>Paul asks the Lord to grant mercy to the household of Onesiphorus because Onesiphorus refreshed Paul and was not ashamed of Paul’s chain.</w:t>
+        <w:t>What did Onesiphorus do for Paul when Paul was in Rome?</w:t>
+      </w:r>
+    </w:p>
+    <w:p>
+      <w:pPr/>
+      <w:r>
+        <w:rPr>
+          <w:lang w:val="en_US" w:bidi="en_US"/>
+        </w:rPr>
+      </w:r>
+      <w:r>
+        <w:rPr>
+          <w:lang w:val="en_US" w:bidi="en_US"/>
+        </w:rPr>
+        <w:t>Onesiphorus diligently sought Paul in Rome and found him.</w:t>
       </w:r>
       <w:r>
         <w:rPr>
@@ -1067,7 +1130,7 @@
         <w:rPr>
           <w:lang w:val="en_US" w:bidi="en_US"/>
         </w:rPr>
-        <w:t>2 Timothy 1:17</w:t>
+        <w:t>2 Timothy 1:18 (#1)</w:t>
       </w:r>
       <w:r>
         <w:rPr>
@@ -1087,21 +1150,21 @@
           <w:b/>
           <w:lang w:val="en_US" w:bidi="en_US"/>
         </w:rPr>
-        <w:t>What did Onesiphorus do for Paul when Paul was in Rome?</w:t>
-      </w:r>
-    </w:p>
-    <w:p>
-      <w:pPr/>
-      <w:r>
-        <w:rPr>
-          <w:lang w:val="en_US" w:bidi="en_US"/>
-        </w:rPr>
-      </w:r>
-      <w:r>
-        <w:rPr>
-          <w:lang w:val="en_US" w:bidi="en_US"/>
-        </w:rPr>
-        <w:t>Onesiphorus diligently sought Paul in Rome and found him.</w:t>
+        <w:t>What does Paul ask the Lord to grant to Onesiphorus?</w:t>
+      </w:r>
+    </w:p>
+    <w:p>
+      <w:pPr/>
+      <w:r>
+        <w:rPr>
+          <w:lang w:val="en_US" w:bidi="en_US"/>
+        </w:rPr>
+      </w:r>
+      <w:r>
+        <w:rPr>
+          <w:lang w:val="en_US" w:bidi="en_US"/>
+        </w:rPr>
+        <w:t>Paul asks the Lord to grant mercy to Onesiphorus.</w:t>
       </w:r>
       <w:r>
         <w:rPr>
@@ -1130,7 +1193,7 @@
         <w:rPr>
           <w:lang w:val="en_US" w:bidi="en_US"/>
         </w:rPr>
-        <w:t>2 Timothy 1:18</w:t>
+        <w:t>2 Timothy 2:1 (#1)</w:t>
       </w:r>
       <w:r>
         <w:rPr>
@@ -1150,21 +1213,21 @@
           <w:b/>
           <w:lang w:val="en_US" w:bidi="en_US"/>
         </w:rPr>
-        <w:t>What does Paul ask the Lord to grant to Onesiphorus?</w:t>
-      </w:r>
-    </w:p>
-    <w:p>
-      <w:pPr/>
-      <w:r>
-        <w:rPr>
-          <w:lang w:val="en_US" w:bidi="en_US"/>
-        </w:rPr>
-      </w:r>
-      <w:r>
-        <w:rPr>
-          <w:lang w:val="en_US" w:bidi="en_US"/>
-        </w:rPr>
-        <w:t>Paul asks the Lord to grant mercy to Onesiphorus.</w:t>
+        <w:t>What is able to strengthen Timothy?</w:t>
+      </w:r>
+    </w:p>
+    <w:p>
+      <w:pPr/>
+      <w:r>
+        <w:rPr>
+          <w:lang w:val="en_US" w:bidi="en_US"/>
+        </w:rPr>
+      </w:r>
+      <w:r>
+        <w:rPr>
+          <w:lang w:val="en_US" w:bidi="en_US"/>
+        </w:rPr>
+        <w:t>The grace that is in Christ Jesus can strengthen Timothy.</w:t>
       </w:r>
       <w:r>
         <w:rPr>
@@ -1193,7 +1256,7 @@
         <w:rPr>
           <w:lang w:val="en_US" w:bidi="en_US"/>
         </w:rPr>
-        <w:t>2 Timothy 2:1</w:t>
+        <w:t>2 Timothy 2:2 (#1)</w:t>
       </w:r>
       <w:r>
         <w:rPr>
@@ -1213,21 +1276,21 @@
           <w:b/>
           <w:lang w:val="en_US" w:bidi="en_US"/>
         </w:rPr>
-        <w:t>What is able to strengthen Timothy?</w:t>
-      </w:r>
-    </w:p>
-    <w:p>
-      <w:pPr/>
-      <w:r>
-        <w:rPr>
-          <w:lang w:val="en_US" w:bidi="en_US"/>
-        </w:rPr>
-      </w:r>
-      <w:r>
-        <w:rPr>
-          <w:lang w:val="en_US" w:bidi="en_US"/>
-        </w:rPr>
-        <w:t>The grace that is in Christ Jesus can strengthen Timothy.</w:t>
+        <w:t>To whom is Timothy to entrust the message Paul has taught him?</w:t>
+      </w:r>
+    </w:p>
+    <w:p>
+      <w:pPr/>
+      <w:r>
+        <w:rPr>
+          <w:lang w:val="en_US" w:bidi="en_US"/>
+        </w:rPr>
+      </w:r>
+      <w:r>
+        <w:rPr>
+          <w:lang w:val="en_US" w:bidi="en_US"/>
+        </w:rPr>
+        <w:t>Timothy is to entrust the message to faithful men who will be able to teach others also.</w:t>
       </w:r>
       <w:r>
         <w:rPr>
@@ -1256,7 +1319,7 @@
         <w:rPr>
           <w:lang w:val="en_US" w:bidi="en_US"/>
         </w:rPr>
-        <w:t>2 Timothy 2:2</w:t>
+        <w:t>2 Timothy 2:4 (#1)</w:t>
       </w:r>
       <w:r>
         <w:rPr>
@@ -1276,21 +1339,21 @@
           <w:b/>
           <w:lang w:val="en_US" w:bidi="en_US"/>
         </w:rPr>
-        <w:t>To whom is Timothy to entrust the message Paul has taught him?</w:t>
-      </w:r>
-    </w:p>
-    <w:p>
-      <w:pPr/>
-      <w:r>
-        <w:rPr>
-          <w:lang w:val="en_US" w:bidi="en_US"/>
-        </w:rPr>
-      </w:r>
-      <w:r>
-        <w:rPr>
-          <w:lang w:val="en_US" w:bidi="en_US"/>
-        </w:rPr>
-        <w:t>Timothy is to entrust the message to faithful men who will be able to teach others also.</w:t>
+        <w:t>As an illustration for Timothy, Paul says a good soldier does not entangle himself in what?</w:t>
+      </w:r>
+    </w:p>
+    <w:p>
+      <w:pPr/>
+      <w:r>
+        <w:rPr>
+          <w:lang w:val="en_US" w:bidi="en_US"/>
+        </w:rPr>
+      </w:r>
+      <w:r>
+        <w:rPr>
+          <w:lang w:val="en_US" w:bidi="en_US"/>
+        </w:rPr>
+        <w:t>A good soldier does not entangle himself in the affairs of life.</w:t>
       </w:r>
       <w:r>
         <w:rPr>
@@ -1319,7 +1382,7 @@
         <w:rPr>
           <w:lang w:val="en_US" w:bidi="en_US"/>
         </w:rPr>
-        <w:t>2 Timothy 2:4</w:t>
+        <w:t>2 Timothy 2:9 (#1)</w:t>
       </w:r>
       <w:r>
         <w:rPr>
@@ -1339,21 +1402,21 @@
           <w:b/>
           <w:lang w:val="en_US" w:bidi="en_US"/>
         </w:rPr>
-        <w:t>As an illustration for Timothy, Paul says a good soldier does not entangle himself in what?</w:t>
-      </w:r>
-    </w:p>
-    <w:p>
-      <w:pPr/>
-      <w:r>
-        <w:rPr>
-          <w:lang w:val="en_US" w:bidi="en_US"/>
-        </w:rPr>
-      </w:r>
-      <w:r>
-        <w:rPr>
-          <w:lang w:val="en_US" w:bidi="en_US"/>
-        </w:rPr>
-        <w:t>A good soldier does not entangle himself in the affairs of life.</w:t>
+        <w:t>As he writes to Timothy, in what condition is Paul suffering for his preaching the word of God?</w:t>
+      </w:r>
+    </w:p>
+    <w:p>
+      <w:pPr/>
+      <w:r>
+        <w:rPr>
+          <w:lang w:val="en_US" w:bidi="en_US"/>
+        </w:rPr>
+      </w:r>
+      <w:r>
+        <w:rPr>
+          <w:lang w:val="en_US" w:bidi="en_US"/>
+        </w:rPr>
+        <w:t>Paul is suffering by being chained like a criminal.</w:t>
       </w:r>
       <w:r>
         <w:rPr>
@@ -1382,7 +1445,7 @@
         <w:rPr>
           <w:lang w:val="en_US" w:bidi="en_US"/>
         </w:rPr>
-        <w:t>2 Timothy 2:9</w:t>
+        <w:t>2 Timothy 2:9 (#2)</w:t>
       </w:r>
       <w:r>
         <w:rPr>
@@ -1402,21 +1465,21 @@
           <w:b/>
           <w:lang w:val="en_US" w:bidi="en_US"/>
         </w:rPr>
-        <w:t>As he writes to Timothy, in what condition is Paul suffering for his preaching the word of God?</w:t>
-      </w:r>
-    </w:p>
-    <w:p>
-      <w:pPr/>
-      <w:r>
-        <w:rPr>
-          <w:lang w:val="en_US" w:bidi="en_US"/>
-        </w:rPr>
-      </w:r>
-      <w:r>
-        <w:rPr>
-          <w:lang w:val="en_US" w:bidi="en_US"/>
-        </w:rPr>
-        <w:t>Paul is suffering by being chained like a criminal.</w:t>
+        <w:t>What does Paul say is not bound?</w:t>
+      </w:r>
+    </w:p>
+    <w:p>
+      <w:pPr/>
+      <w:r>
+        <w:rPr>
+          <w:lang w:val="en_US" w:bidi="en_US"/>
+        </w:rPr>
+      </w:r>
+      <w:r>
+        <w:rPr>
+          <w:lang w:val="en_US" w:bidi="en_US"/>
+        </w:rPr>
+        <w:t>The word of God is not bound.</w:t>
       </w:r>
       <w:r>
         <w:rPr>
@@ -1445,7 +1508,7 @@
         <w:rPr>
           <w:lang w:val="en_US" w:bidi="en_US"/>
         </w:rPr>
-        <w:t>2 Timothy 2:9 (#2)</w:t>
+        <w:t>2 Timothy 2:10 (#1)</w:t>
       </w:r>
       <w:r>
         <w:rPr>
@@ -1465,21 +1528,21 @@
           <w:b/>
           <w:lang w:val="en_US" w:bidi="en_US"/>
         </w:rPr>
-        <w:t>What does Paul say is not bound?</w:t>
-      </w:r>
-    </w:p>
-    <w:p>
-      <w:pPr/>
-      <w:r>
-        <w:rPr>
-          <w:lang w:val="en_US" w:bidi="en_US"/>
-        </w:rPr>
-      </w:r>
-      <w:r>
-        <w:rPr>
-          <w:lang w:val="en_US" w:bidi="en_US"/>
-        </w:rPr>
-        <w:t>The word of God is not bound.</w:t>
+        <w:t>Why does Paul endure all these things?</w:t>
+      </w:r>
+    </w:p>
+    <w:p>
+      <w:pPr/>
+      <w:r>
+        <w:rPr>
+          <w:lang w:val="en_US" w:bidi="en_US"/>
+        </w:rPr>
+      </w:r>
+      <w:r>
+        <w:rPr>
+          <w:lang w:val="en_US" w:bidi="en_US"/>
+        </w:rPr>
+        <w:t>Paul endures all things for those chosen by God, that they may obtain the salvation that is in Christ Jesus.</w:t>
       </w:r>
       <w:r>
         <w:rPr>
@@ -1508,7 +1571,7 @@
         <w:rPr>
           <w:lang w:val="en_US" w:bidi="en_US"/>
         </w:rPr>
-        <w:t>2 Timothy 2:10</w:t>
+        <w:t>2 Timothy 2:12 (#2)</w:t>
       </w:r>
       <w:r>
         <w:rPr>
@@ -1528,21 +1591,21 @@
           <w:b/>
           <w:lang w:val="en_US" w:bidi="en_US"/>
         </w:rPr>
-        <w:t>Why does Paul endure all these things?</w:t>
-      </w:r>
-    </w:p>
-    <w:p>
-      <w:pPr/>
-      <w:r>
-        <w:rPr>
-          <w:lang w:val="en_US" w:bidi="en_US"/>
-        </w:rPr>
-      </w:r>
-      <w:r>
-        <w:rPr>
-          <w:lang w:val="en_US" w:bidi="en_US"/>
-        </w:rPr>
-        <w:t>Paul endures all things for those chosen by God, that they may obtain the salvation that is in Christ Jesus.</w:t>
+        <w:t>What is Christ’s warning to those who deny him?</w:t>
+      </w:r>
+    </w:p>
+    <w:p>
+      <w:pPr/>
+      <w:r>
+        <w:rPr>
+          <w:lang w:val="en_US" w:bidi="en_US"/>
+        </w:rPr>
+      </w:r>
+      <w:r>
+        <w:rPr>
+          <w:lang w:val="en_US" w:bidi="en_US"/>
+        </w:rPr>
+        <w:t>Those who deny Christ, Christ will deny.</w:t>
       </w:r>
       <w:r>
         <w:rPr>
@@ -1571,7 +1634,7 @@
         <w:rPr>
           <w:lang w:val="en_US" w:bidi="en_US"/>
         </w:rPr>
-        <w:t>2 Timothy 2:12</w:t>
+        <w:t>2 Timothy 2:12 (#1)</w:t>
       </w:r>
       <w:r>
         <w:rPr>
@@ -1634,7 +1697,7 @@
         <w:rPr>
           <w:lang w:val="en_US" w:bidi="en_US"/>
         </w:rPr>
-        <w:t>2 Timothy 2:12 (#2)</w:t>
+        <w:t>2 Timothy 2:14 (#1)</w:t>
       </w:r>
       <w:r>
         <w:rPr>
@@ -1654,21 +1717,21 @@
           <w:b/>
           <w:lang w:val="en_US" w:bidi="en_US"/>
         </w:rPr>
-        <w:t>What is Christ’s warning to those who deny him?</w:t>
-      </w:r>
-    </w:p>
-    <w:p>
-      <w:pPr/>
-      <w:r>
-        <w:rPr>
-          <w:lang w:val="en_US" w:bidi="en_US"/>
-        </w:rPr>
-      </w:r>
-      <w:r>
-        <w:rPr>
-          <w:lang w:val="en_US" w:bidi="en_US"/>
-        </w:rPr>
-        <w:t>Those who deny Christ, Christ will deny.</w:t>
+        <w:t>About what should Timothy warn the people not to quarrel?</w:t>
+      </w:r>
+    </w:p>
+    <w:p>
+      <w:pPr/>
+      <w:r>
+        <w:rPr>
+          <w:lang w:val="en_US" w:bidi="en_US"/>
+        </w:rPr>
+      </w:r>
+      <w:r>
+        <w:rPr>
+          <w:lang w:val="en_US" w:bidi="en_US"/>
+        </w:rPr>
+        <w:t>Timothy should warn the people not to quarrel about words, which is useful for nothing.</w:t>
       </w:r>
       <w:r>
         <w:rPr>
@@ -1697,7 +1760,7 @@
         <w:rPr>
           <w:lang w:val="en_US" w:bidi="en_US"/>
         </w:rPr>
-        <w:t>2 Timothy 2:14</w:t>
+        <w:t>2 Timothy 2:18 (#1)</w:t>
       </w:r>
       <w:r>
         <w:rPr>
@@ -1717,21 +1780,21 @@
           <w:b/>
           <w:lang w:val="en_US" w:bidi="en_US"/>
         </w:rPr>
-        <w:t>About what should Timothy warn the people not to quarrel?</w:t>
-      </w:r>
-    </w:p>
-    <w:p>
-      <w:pPr/>
-      <w:r>
-        <w:rPr>
-          <w:lang w:val="en_US" w:bidi="en_US"/>
-        </w:rPr>
-      </w:r>
-      <w:r>
-        <w:rPr>
-          <w:lang w:val="en_US" w:bidi="en_US"/>
-        </w:rPr>
-        <w:t>Timothy should warn the people not to quarrel about words, which is useful for nothing.</w:t>
+        <w:t>What false doctrine were the two men who wandered from the truth saying?</w:t>
+      </w:r>
+    </w:p>
+    <w:p>
+      <w:pPr/>
+      <w:r>
+        <w:rPr>
+          <w:lang w:val="en_US" w:bidi="en_US"/>
+        </w:rPr>
+      </w:r>
+      <w:r>
+        <w:rPr>
+          <w:lang w:val="en_US" w:bidi="en_US"/>
+        </w:rPr>
+        <w:t>They were saying that the resurrection had already happened.</w:t>
       </w:r>
       <w:r>
         <w:rPr>
@@ -1760,7 +1823,7 @@
         <w:rPr>
           <w:lang w:val="en_US" w:bidi="en_US"/>
         </w:rPr>
-        <w:t>2 Timothy 2:18</w:t>
+        <w:t>2 Timothy 2:21 (#1)</w:t>
       </w:r>
       <w:r>
         <w:rPr>
@@ -1780,21 +1843,21 @@
           <w:b/>
           <w:lang w:val="en_US" w:bidi="en_US"/>
         </w:rPr>
-        <w:t>What false doctrine were the two men who wandered from the truth saying?</w:t>
-      </w:r>
-    </w:p>
-    <w:p>
-      <w:pPr/>
-      <w:r>
-        <w:rPr>
-          <w:lang w:val="en_US" w:bidi="en_US"/>
-        </w:rPr>
-      </w:r>
-      <w:r>
-        <w:rPr>
-          <w:lang w:val="en_US" w:bidi="en_US"/>
-        </w:rPr>
-        <w:t>They were saying that the resurrection had already happened.</w:t>
+        <w:t>How are the believers to prepare themselves for every good work?</w:t>
+      </w:r>
+    </w:p>
+    <w:p>
+      <w:pPr/>
+      <w:r>
+        <w:rPr>
+          <w:lang w:val="en_US" w:bidi="en_US"/>
+        </w:rPr>
+      </w:r>
+      <w:r>
+        <w:rPr>
+          <w:lang w:val="en_US" w:bidi="en_US"/>
+        </w:rPr>
+        <w:t>The believers are to clean themselves from dishonorable use on order to be ready for every good work.</w:t>
       </w:r>
       <w:r>
         <w:rPr>
@@ -1823,7 +1886,7 @@
         <w:rPr>
           <w:lang w:val="en_US" w:bidi="en_US"/>
         </w:rPr>
-        <w:t>2 Timothy 2:21</w:t>
+        <w:t>2 Timothy 2:22 (#1)</w:t>
       </w:r>
       <w:r>
         <w:rPr>
@@ -1843,21 +1906,21 @@
           <w:b/>
           <w:lang w:val="en_US" w:bidi="en_US"/>
         </w:rPr>
-        <w:t>How are the believers to prepare themselves for every good work?</w:t>
-      </w:r>
-    </w:p>
-    <w:p>
-      <w:pPr/>
-      <w:r>
-        <w:rPr>
-          <w:lang w:val="en_US" w:bidi="en_US"/>
-        </w:rPr>
-      </w:r>
-      <w:r>
-        <w:rPr>
-          <w:lang w:val="en_US" w:bidi="en_US"/>
-        </w:rPr>
-        <w:t>The believers are to clean themselves from dishonorable use on order to be ready for every good work.</w:t>
+        <w:t>From what is Timothy to flee?</w:t>
+      </w:r>
+    </w:p>
+    <w:p>
+      <w:pPr/>
+      <w:r>
+        <w:rPr>
+          <w:lang w:val="en_US" w:bidi="en_US"/>
+        </w:rPr>
+      </w:r>
+      <w:r>
+        <w:rPr>
+          <w:lang w:val="en_US" w:bidi="en_US"/>
+        </w:rPr>
+        <w:t>Timothy is to flee youthful lusts.</w:t>
       </w:r>
       <w:r>
         <w:rPr>
@@ -1886,7 +1949,7 @@
         <w:rPr>
           <w:lang w:val="en_US" w:bidi="en_US"/>
         </w:rPr>
-        <w:t>2 Timothy 2:22</w:t>
+        <w:t>2 Timothy 2:24 (#1)</w:t>
       </w:r>
       <w:r>
         <w:rPr>
@@ -1906,21 +1969,21 @@
           <w:b/>
           <w:lang w:val="en_US" w:bidi="en_US"/>
         </w:rPr>
-        <w:t>From what is Timothy to flee?</w:t>
-      </w:r>
-    </w:p>
-    <w:p>
-      <w:pPr/>
-      <w:r>
-        <w:rPr>
-          <w:lang w:val="en_US" w:bidi="en_US"/>
-        </w:rPr>
-      </w:r>
-      <w:r>
-        <w:rPr>
-          <w:lang w:val="en_US" w:bidi="en_US"/>
-        </w:rPr>
-        <w:t>Timothy is to flee youthful lusts.</w:t>
+        <w:t>What does Paul say that a servant of the Lord must be?</w:t>
+      </w:r>
+    </w:p>
+    <w:p>
+      <w:pPr/>
+      <w:r>
+        <w:rPr>
+          <w:lang w:val="en_US" w:bidi="en_US"/>
+        </w:rPr>
+      </w:r>
+      <w:r>
+        <w:rPr>
+          <w:lang w:val="en_US" w:bidi="en_US"/>
+        </w:rPr>
+        <w:t>A servant of the Lord must be patient, kind to all, and able to teach.</w:t>
       </w:r>
       <w:r>
         <w:rPr>
@@ -1949,7 +2012,7 @@
         <w:rPr>
           <w:lang w:val="en_US" w:bidi="en_US"/>
         </w:rPr>
-        <w:t>2 Timothy 2:24</w:t>
+        <w:t>2 Timothy 2:25 (#1)</w:t>
       </w:r>
       <w:r>
         <w:rPr>
@@ -1969,21 +2032,21 @@
           <w:b/>
           <w:lang w:val="en_US" w:bidi="en_US"/>
         </w:rPr>
-        <w:t>What does Paul say that a servant of the Lord must be?</w:t>
-      </w:r>
-    </w:p>
-    <w:p>
-      <w:pPr/>
-      <w:r>
-        <w:rPr>
-          <w:lang w:val="en_US" w:bidi="en_US"/>
-        </w:rPr>
-      </w:r>
-      <w:r>
-        <w:rPr>
-          <w:lang w:val="en_US" w:bidi="en_US"/>
-        </w:rPr>
-        <w:t>A servant of the Lord must be patient, kind to all, and able to teach.</w:t>
+        <w:t>How must a servant of the Lord treat those who oppose him?</w:t>
+      </w:r>
+    </w:p>
+    <w:p>
+      <w:pPr/>
+      <w:r>
+        <w:rPr>
+          <w:lang w:val="en_US" w:bidi="en_US"/>
+        </w:rPr>
+      </w:r>
+      <w:r>
+        <w:rPr>
+          <w:lang w:val="en_US" w:bidi="en_US"/>
+        </w:rPr>
+        <w:t>A servant of the Lord must educate in meekness those who oppose him.</w:t>
       </w:r>
       <w:r>
         <w:rPr>
@@ -2012,7 +2075,7 @@
         <w:rPr>
           <w:lang w:val="en_US" w:bidi="en_US"/>
         </w:rPr>
-        <w:t>2 Timothy 2:25</w:t>
+        <w:t>2 Timothy 2:26 (#1)</w:t>
       </w:r>
       <w:r>
         <w:rPr>
@@ -2032,21 +2095,21 @@
           <w:b/>
           <w:lang w:val="en_US" w:bidi="en_US"/>
         </w:rPr>
-        <w:t>How must a servant of the Lord treat those who oppose him?</w:t>
-      </w:r>
-    </w:p>
-    <w:p>
-      <w:pPr/>
-      <w:r>
-        <w:rPr>
-          <w:lang w:val="en_US" w:bidi="en_US"/>
-        </w:rPr>
-      </w:r>
-      <w:r>
-        <w:rPr>
-          <w:lang w:val="en_US" w:bidi="en_US"/>
-        </w:rPr>
-        <w:t>A servant of the Lord must educate in meekness those who oppose him.</w:t>
+        <w:t>What has the devil done with unbelievers?</w:t>
+      </w:r>
+    </w:p>
+    <w:p>
+      <w:pPr/>
+      <w:r>
+        <w:rPr>
+          <w:lang w:val="en_US" w:bidi="en_US"/>
+        </w:rPr>
+      </w:r>
+      <w:r>
+        <w:rPr>
+          <w:lang w:val="en_US" w:bidi="en_US"/>
+        </w:rPr>
+        <w:t>The devil has trapped and captured the unbelievers for his will.</w:t>
       </w:r>
       <w:r>
         <w:rPr>
@@ -2075,7 +2138,7 @@
         <w:rPr>
           <w:lang w:val="en_US" w:bidi="en_US"/>
         </w:rPr>
-        <w:t>2 Timothy 2:26</w:t>
+        <w:t>2 Timothy 3:1 (#1)</w:t>
       </w:r>
       <w:r>
         <w:rPr>
@@ -2095,21 +2158,21 @@
           <w:b/>
           <w:lang w:val="en_US" w:bidi="en_US"/>
         </w:rPr>
-        <w:t>What has the devil done with unbelievers?</w:t>
-      </w:r>
-    </w:p>
-    <w:p>
-      <w:pPr/>
-      <w:r>
-        <w:rPr>
-          <w:lang w:val="en_US" w:bidi="en_US"/>
-        </w:rPr>
-      </w:r>
-      <w:r>
-        <w:rPr>
-          <w:lang w:val="en_US" w:bidi="en_US"/>
-        </w:rPr>
-        <w:t>The devil has trapped and captured the unbelievers for his will.</w:t>
+        <w:t>What does Paul say will come in the last days?</w:t>
+      </w:r>
+    </w:p>
+    <w:p>
+      <w:pPr/>
+      <w:r>
+        <w:rPr>
+          <w:lang w:val="en_US" w:bidi="en_US"/>
+        </w:rPr>
+      </w:r>
+      <w:r>
+        <w:rPr>
+          <w:lang w:val="en_US" w:bidi="en_US"/>
+        </w:rPr>
+        <w:t>Paul says difficult times will come in the last days.</w:t>
       </w:r>
       <w:r>
         <w:rPr>
@@ -2138,7 +2201,7 @@
         <w:rPr>
           <w:lang w:val="en_US" w:bidi="en_US"/>
         </w:rPr>
-        <w:t>2 Timothy 3:1</w:t>
+        <w:t>2 Timothy 3:2 (#1)</w:t>
       </w:r>
       <w:r>
         <w:rPr>
@@ -2158,21 +2221,21 @@
           <w:b/>
           <w:lang w:val="en_US" w:bidi="en_US"/>
         </w:rPr>
-        <w:t>What does Paul say will come in the last days?</w:t>
-      </w:r>
-    </w:p>
-    <w:p>
-      <w:pPr/>
-      <w:r>
-        <w:rPr>
-          <w:lang w:val="en_US" w:bidi="en_US"/>
-        </w:rPr>
-      </w:r>
-      <w:r>
-        <w:rPr>
-          <w:lang w:val="en_US" w:bidi="en_US"/>
-        </w:rPr>
-        <w:t>Paul says difficult times will come in the last days.</w:t>
+        <w:t>In the last days, what will people love instead of God?</w:t>
+      </w:r>
+    </w:p>
+    <w:p>
+      <w:pPr/>
+      <w:r>
+        <w:rPr>
+          <w:lang w:val="en_US" w:bidi="en_US"/>
+        </w:rPr>
+      </w:r>
+      <w:r>
+        <w:rPr>
+          <w:lang w:val="en_US" w:bidi="en_US"/>
+        </w:rPr>
+        <w:t>In the last days, people will love themselves and love money instead of God.</w:t>
       </w:r>
       <w:r>
         <w:rPr>
@@ -2201,7 +2264,7 @@
         <w:rPr>
           <w:lang w:val="en_US" w:bidi="en_US"/>
         </w:rPr>
-        <w:t>2 Timothy 3:2</w:t>
+        <w:t>2 Timothy 3:4 (#1)</w:t>
       </w:r>
       <w:r>
         <w:rPr>
@@ -2221,21 +2284,21 @@
           <w:b/>
           <w:lang w:val="en_US" w:bidi="en_US"/>
         </w:rPr>
-        <w:t>In the last days, what will people love instead of God?</w:t>
-      </w:r>
-    </w:p>
-    <w:p>
-      <w:pPr/>
-      <w:r>
-        <w:rPr>
-          <w:lang w:val="en_US" w:bidi="en_US"/>
-        </w:rPr>
-      </w:r>
-      <w:r>
-        <w:rPr>
-          <w:lang w:val="en_US" w:bidi="en_US"/>
-        </w:rPr>
-        <w:t>In the last days, people will love themselves and love money instead of God.</w:t>
+        <w:t>In the last days, what other thing will people love instead of God?</w:t>
+      </w:r>
+    </w:p>
+    <w:p>
+      <w:pPr/>
+      <w:r>
+        <w:rPr>
+          <w:lang w:val="en_US" w:bidi="en_US"/>
+        </w:rPr>
+      </w:r>
+      <w:r>
+        <w:rPr>
+          <w:lang w:val="en_US" w:bidi="en_US"/>
+        </w:rPr>
+        <w:t>In the last days, people will love pleasure instead of God.</w:t>
       </w:r>
       <w:r>
         <w:rPr>
@@ -2264,7 +2327,7 @@
         <w:rPr>
           <w:lang w:val="en_US" w:bidi="en_US"/>
         </w:rPr>
-        <w:t>2 Timothy 3:4</w:t>
+        <w:t>2 Timothy 3:5 (#1)</w:t>
       </w:r>
       <w:r>
         <w:rPr>
@@ -2284,21 +2347,21 @@
           <w:b/>
           <w:lang w:val="en_US" w:bidi="en_US"/>
         </w:rPr>
-        <w:t>In the last days, what other thing will people love instead of God?</w:t>
-      </w:r>
-    </w:p>
-    <w:p>
-      <w:pPr/>
-      <w:r>
-        <w:rPr>
-          <w:lang w:val="en_US" w:bidi="en_US"/>
-        </w:rPr>
-      </w:r>
-      <w:r>
-        <w:rPr>
-          <w:lang w:val="en_US" w:bidi="en_US"/>
-        </w:rPr>
-        <w:t>In the last days, people will love pleasure instead of God.</w:t>
+        <w:t>What does Paul tell Timothy to do with those who have only a form of godliness?</w:t>
+      </w:r>
+    </w:p>
+    <w:p>
+      <w:pPr/>
+      <w:r>
+        <w:rPr>
+          <w:lang w:val="en_US" w:bidi="en_US"/>
+        </w:rPr>
+      </w:r>
+      <w:r>
+        <w:rPr>
+          <w:lang w:val="en_US" w:bidi="en_US"/>
+        </w:rPr>
+        <w:t>Paul tells Timothy to turn away from those who have only a form of godliness.</w:t>
       </w:r>
       <w:r>
         <w:rPr>
@@ -2327,7 +2390,7 @@
         <w:rPr>
           <w:lang w:val="en_US" w:bidi="en_US"/>
         </w:rPr>
-        <w:t>2 Timothy 3:5</w:t>
+        <w:t>2 Timothy 3:6 (#1)</w:t>
       </w:r>
       <w:r>
         <w:rPr>
@@ -2347,21 +2410,21 @@
           <w:b/>
           <w:lang w:val="en_US" w:bidi="en_US"/>
         </w:rPr>
-        <w:t>What does Paul tell Timothy to do with those who have only a form of godliness?</w:t>
-      </w:r>
-    </w:p>
-    <w:p>
-      <w:pPr/>
-      <w:r>
-        <w:rPr>
-          <w:lang w:val="en_US" w:bidi="en_US"/>
-        </w:rPr>
-      </w:r>
-      <w:r>
-        <w:rPr>
-          <w:lang w:val="en_US" w:bidi="en_US"/>
-        </w:rPr>
-        <w:t>Paul tells Timothy to turn away from those who have only a form of godliness.</w:t>
+        <w:t>What do some of these ungodly men do?</w:t>
+      </w:r>
+    </w:p>
+    <w:p>
+      <w:pPr/>
+      <w:r>
+        <w:rPr>
+          <w:lang w:val="en_US" w:bidi="en_US"/>
+        </w:rPr>
+      </w:r>
+      <w:r>
+        <w:rPr>
+          <w:lang w:val="en_US" w:bidi="en_US"/>
+        </w:rPr>
+        <w:t>Some of these ungodly men enter households and captivate foolish women who are led away by various desires.</w:t>
       </w:r>
       <w:r>
         <w:rPr>
@@ -2390,7 +2453,7 @@
         <w:rPr>
           <w:lang w:val="en_US" w:bidi="en_US"/>
         </w:rPr>
-        <w:t>2 Timothy 3:6</w:t>
+        <w:t>2 Timothy 3:8 (#1)</w:t>
       </w:r>
       <w:r>
         <w:rPr>
@@ -2410,21 +2473,21 @@
           <w:b/>
           <w:lang w:val="en_US" w:bidi="en_US"/>
         </w:rPr>
-        <w:t>What do some of these ungodly men do?</w:t>
-      </w:r>
-    </w:p>
-    <w:p>
-      <w:pPr/>
-      <w:r>
-        <w:rPr>
-          <w:lang w:val="en_US" w:bidi="en_US"/>
-        </w:rPr>
-      </w:r>
-      <w:r>
-        <w:rPr>
-          <w:lang w:val="en_US" w:bidi="en_US"/>
-        </w:rPr>
-        <w:t>Some of these ungodly men enter households and captivate foolish women who are led away by various desires.</w:t>
+        <w:t>How are these ungodly men like Jannes and Jambres in the Old Testament?</w:t>
+      </w:r>
+    </w:p>
+    <w:p>
+      <w:pPr/>
+      <w:r>
+        <w:rPr>
+          <w:lang w:val="en_US" w:bidi="en_US"/>
+        </w:rPr>
+      </w:r>
+      <w:r>
+        <w:rPr>
+          <w:lang w:val="en_US" w:bidi="en_US"/>
+        </w:rPr>
+        <w:t>These ungodly men oppose the truth just as Jannes and Jambres did to Moses.</w:t>
       </w:r>
       <w:r>
         <w:rPr>
@@ -2453,7 +2516,7 @@
         <w:rPr>
           <w:lang w:val="en_US" w:bidi="en_US"/>
         </w:rPr>
-        <w:t>2 Timothy 3:8</w:t>
+        <w:t>2 Timothy 3:10 (#1)</w:t>
       </w:r>
       <w:r>
         <w:rPr>
@@ -2473,21 +2536,21 @@
           <w:b/>
           <w:lang w:val="en_US" w:bidi="en_US"/>
         </w:rPr>
-        <w:t>How are these ungodly men like Jannes and Jambres in the Old Testament?</w:t>
-      </w:r>
-    </w:p>
-    <w:p>
-      <w:pPr/>
-      <w:r>
-        <w:rPr>
-          <w:lang w:val="en_US" w:bidi="en_US"/>
-        </w:rPr>
-      </w:r>
-      <w:r>
-        <w:rPr>
-          <w:lang w:val="en_US" w:bidi="en_US"/>
-        </w:rPr>
-        <w:t>These ungodly men oppose the truth just as Jannes and Jambres did to Moses.</w:t>
+        <w:t>Instead of the false teachers, who has Timothy followed?</w:t>
+      </w:r>
+    </w:p>
+    <w:p>
+      <w:pPr/>
+      <w:r>
+        <w:rPr>
+          <w:lang w:val="en_US" w:bidi="en_US"/>
+        </w:rPr>
+      </w:r>
+      <w:r>
+        <w:rPr>
+          <w:lang w:val="en_US" w:bidi="en_US"/>
+        </w:rPr>
+        <w:t>Timothy has followed Paul.</w:t>
       </w:r>
       <w:r>
         <w:rPr>
@@ -2516,7 +2579,7 @@
         <w:rPr>
           <w:lang w:val="en_US" w:bidi="en_US"/>
         </w:rPr>
-        <w:t>2 Timothy 3:10</w:t>
+        <w:t>2 Timothy 3:11 (#1)</w:t>
       </w:r>
       <w:r>
         <w:rPr>
@@ -2536,21 +2599,21 @@
           <w:b/>
           <w:lang w:val="en_US" w:bidi="en_US"/>
         </w:rPr>
-        <w:t>Instead of the false teachers, who has Timothy followed?</w:t>
-      </w:r>
-    </w:p>
-    <w:p>
-      <w:pPr/>
-      <w:r>
-        <w:rPr>
-          <w:lang w:val="en_US" w:bidi="en_US"/>
-        </w:rPr>
-      </w:r>
-      <w:r>
-        <w:rPr>
-          <w:lang w:val="en_US" w:bidi="en_US"/>
-        </w:rPr>
-        <w:t>Timothy has followed Paul.</w:t>
+        <w:t>From what did the Lord rescue Paul?</w:t>
+      </w:r>
+    </w:p>
+    <w:p>
+      <w:pPr/>
+      <w:r>
+        <w:rPr>
+          <w:lang w:val="en_US" w:bidi="en_US"/>
+        </w:rPr>
+      </w:r>
+      <w:r>
+        <w:rPr>
+          <w:lang w:val="en_US" w:bidi="en_US"/>
+        </w:rPr>
+        <w:t>The Lord rescued Paul from all his persecutions and sufferings.</w:t>
       </w:r>
       <w:r>
         <w:rPr>
@@ -2579,7 +2642,7 @@
         <w:rPr>
           <w:lang w:val="en_US" w:bidi="en_US"/>
         </w:rPr>
-        <w:t>2 Timothy 3:11</w:t>
+        <w:t>2 Timothy 3:12 (#1)</w:t>
       </w:r>
       <w:r>
         <w:rPr>
@@ -2599,21 +2662,21 @@
           <w:b/>
           <w:lang w:val="en_US" w:bidi="en_US"/>
         </w:rPr>
-        <w:t>From what did the Lord rescue Paul?</w:t>
-      </w:r>
-    </w:p>
-    <w:p>
-      <w:pPr/>
-      <w:r>
-        <w:rPr>
-          <w:lang w:val="en_US" w:bidi="en_US"/>
-        </w:rPr>
-      </w:r>
-      <w:r>
-        <w:rPr>
-          <w:lang w:val="en_US" w:bidi="en_US"/>
-        </w:rPr>
-        <w:t>The Lord rescued Paul from all his persecutions and sufferings.</w:t>
+        <w:t>What does Paul say will happen to all those who want to live in a godly manner?</w:t>
+      </w:r>
+    </w:p>
+    <w:p>
+      <w:pPr/>
+      <w:r>
+        <w:rPr>
+          <w:lang w:val="en_US" w:bidi="en_US"/>
+        </w:rPr>
+      </w:r>
+      <w:r>
+        <w:rPr>
+          <w:lang w:val="en_US" w:bidi="en_US"/>
+        </w:rPr>
+        <w:t>Paul says that all those who want to live in a godly manner will be persecuted.</w:t>
       </w:r>
       <w:r>
         <w:rPr>
@@ -2642,7 +2705,7 @@
         <w:rPr>
           <w:lang w:val="en_US" w:bidi="en_US"/>
         </w:rPr>
-        <w:t>2 Timothy 3:12</w:t>
+        <w:t>2 Timothy 3:13 (#1)</w:t>
       </w:r>
       <w:r>
         <w:rPr>
@@ -2662,21 +2725,21 @@
           <w:b/>
           <w:lang w:val="en_US" w:bidi="en_US"/>
         </w:rPr>
-        <w:t>What does Paul say will happen to all those who want to live in a godly manner?</w:t>
-      </w:r>
-    </w:p>
-    <w:p>
-      <w:pPr/>
-      <w:r>
-        <w:rPr>
-          <w:lang w:val="en_US" w:bidi="en_US"/>
-        </w:rPr>
-      </w:r>
-      <w:r>
-        <w:rPr>
-          <w:lang w:val="en_US" w:bidi="en_US"/>
-        </w:rPr>
-        <w:t>Paul says that all those who want to live in a godly manner will be persecuted.</w:t>
+        <w:t>Who will become worse in the last days?</w:t>
+      </w:r>
+    </w:p>
+    <w:p>
+      <w:pPr/>
+      <w:r>
+        <w:rPr>
+          <w:lang w:val="en_US" w:bidi="en_US"/>
+        </w:rPr>
+      </w:r>
+      <w:r>
+        <w:rPr>
+          <w:lang w:val="en_US" w:bidi="en_US"/>
+        </w:rPr>
+        <w:t>Evil people and imposters will become worse in the last days.</w:t>
       </w:r>
       <w:r>
         <w:rPr>
@@ -2705,7 +2768,7 @@
         <w:rPr>
           <w:lang w:val="en_US" w:bidi="en_US"/>
         </w:rPr>
-        <w:t>2 Timothy 3:13</w:t>
+        <w:t>2 Timothy 3:15 (#1)</w:t>
       </w:r>
       <w:r>
         <w:rPr>
@@ -2725,21 +2788,21 @@
           <w:b/>
           <w:lang w:val="en_US" w:bidi="en_US"/>
         </w:rPr>
-        <w:t>Who will become worse in the last days?</w:t>
-      </w:r>
-    </w:p>
-    <w:p>
-      <w:pPr/>
-      <w:r>
-        <w:rPr>
-          <w:lang w:val="en_US" w:bidi="en_US"/>
-        </w:rPr>
-      </w:r>
-      <w:r>
-        <w:rPr>
-          <w:lang w:val="en_US" w:bidi="en_US"/>
-        </w:rPr>
-        <w:t>Evil people and imposters will become worse in the last days.</w:t>
+        <w:t>From what time in Timothy’s life had he known the sacred writings?</w:t>
+      </w:r>
+    </w:p>
+    <w:p>
+      <w:pPr/>
+      <w:r>
+        <w:rPr>
+          <w:lang w:val="en_US" w:bidi="en_US"/>
+        </w:rPr>
+      </w:r>
+      <w:r>
+        <w:rPr>
+          <w:lang w:val="en_US" w:bidi="en_US"/>
+        </w:rPr>
+        <w:t>Timothy knew the sacred writings from childhood.</w:t>
       </w:r>
       <w:r>
         <w:rPr>
@@ -2768,7 +2831,7 @@
         <w:rPr>
           <w:lang w:val="en_US" w:bidi="en_US"/>
         </w:rPr>
-        <w:t>2 Timothy 3:15</w:t>
+        <w:t>2 Timothy 3:16 (#1)</w:t>
       </w:r>
       <w:r>
         <w:rPr>
@@ -2788,21 +2851,21 @@
           <w:b/>
           <w:lang w:val="en_US" w:bidi="en_US"/>
         </w:rPr>
-        <w:t>From what time in Timothy’s life had he known the sacred writings?</w:t>
-      </w:r>
-    </w:p>
-    <w:p>
-      <w:pPr/>
-      <w:r>
-        <w:rPr>
-          <w:lang w:val="en_US" w:bidi="en_US"/>
-        </w:rPr>
-      </w:r>
-      <w:r>
-        <w:rPr>
-          <w:lang w:val="en_US" w:bidi="en_US"/>
-        </w:rPr>
-        <w:t>Timothy knew the sacred writings from childhood.</w:t>
+        <w:t>How did all the Scripture come into being?</w:t>
+      </w:r>
+    </w:p>
+    <w:p>
+      <w:pPr/>
+      <w:r>
+        <w:rPr>
+          <w:lang w:val="en_US" w:bidi="en_US"/>
+        </w:rPr>
+      </w:r>
+      <w:r>
+        <w:rPr>
+          <w:lang w:val="en_US" w:bidi="en_US"/>
+        </w:rPr>
+        <w:t>All Scripture is God-breathed.</w:t>
       </w:r>
       <w:r>
         <w:rPr>
@@ -2831,7 +2894,7 @@
         <w:rPr>
           <w:lang w:val="en_US" w:bidi="en_US"/>
         </w:rPr>
-        <w:t>2 Timothy 3:16</w:t>
+        <w:t>2 Timothy 3:16 (#2)</w:t>
       </w:r>
       <w:r>
         <w:rPr>
@@ -2851,21 +2914,21 @@
           <w:b/>
           <w:lang w:val="en_US" w:bidi="en_US"/>
         </w:rPr>
-        <w:t>How did all the Scripture come into being?</w:t>
-      </w:r>
-    </w:p>
-    <w:p>
-      <w:pPr/>
-      <w:r>
-        <w:rPr>
-          <w:lang w:val="en_US" w:bidi="en_US"/>
-        </w:rPr>
-      </w:r>
-      <w:r>
-        <w:rPr>
-          <w:lang w:val="en_US" w:bidi="en_US"/>
-        </w:rPr>
-        <w:t>All Scripture is God-breathed.</w:t>
+        <w:t>For what is all Scripture profitable?</w:t>
+      </w:r>
+    </w:p>
+    <w:p>
+      <w:pPr/>
+      <w:r>
+        <w:rPr>
+          <w:lang w:val="en_US" w:bidi="en_US"/>
+        </w:rPr>
+      </w:r>
+      <w:r>
+        <w:rPr>
+          <w:lang w:val="en_US" w:bidi="en_US"/>
+        </w:rPr>
+        <w:t>All Scripture is profitable for teaching, reproof, correction, and training in righteousness.</w:t>
       </w:r>
       <w:r>
         <w:rPr>
@@ -2894,7 +2957,7 @@
         <w:rPr>
           <w:lang w:val="en_US" w:bidi="en_US"/>
         </w:rPr>
-        <w:t>2 Timothy 3:16 (#2)</w:t>
+        <w:t>2 Timothy 3:17 (#1)</w:t>
       </w:r>
       <w:r>
         <w:rPr>
@@ -2914,21 +2977,21 @@
           <w:b/>
           <w:lang w:val="en_US" w:bidi="en_US"/>
         </w:rPr>
-        <w:t>For what is all Scripture profitable?</w:t>
-      </w:r>
-    </w:p>
-    <w:p>
-      <w:pPr/>
-      <w:r>
-        <w:rPr>
-          <w:lang w:val="en_US" w:bidi="en_US"/>
-        </w:rPr>
-      </w:r>
-      <w:r>
-        <w:rPr>
-          <w:lang w:val="en_US" w:bidi="en_US"/>
-        </w:rPr>
-        <w:t>All Scripture is profitable for teaching, reproof, correction, and training in righteousness.</w:t>
+        <w:t>What is the purpose of training a person in the Scriptures?</w:t>
+      </w:r>
+    </w:p>
+    <w:p>
+      <w:pPr/>
+      <w:r>
+        <w:rPr>
+          <w:lang w:val="en_US" w:bidi="en_US"/>
+        </w:rPr>
+      </w:r>
+      <w:r>
+        <w:rPr>
+          <w:lang w:val="en_US" w:bidi="en_US"/>
+        </w:rPr>
+        <w:t>A person is trained in the Scriptures so that he is proficient, equipped for every good work.</w:t>
       </w:r>
       <w:r>
         <w:rPr>
@@ -2957,7 +3020,7 @@
         <w:rPr>
           <w:lang w:val="en_US" w:bidi="en_US"/>
         </w:rPr>
-        <w:t>2 Timothy 3:17</w:t>
+        <w:t>2 Timothy 4:1 (#1)</w:t>
       </w:r>
       <w:r>
         <w:rPr>
@@ -2977,21 +3040,21 @@
           <w:b/>
           <w:lang w:val="en_US" w:bidi="en_US"/>
         </w:rPr>
-        <w:t>What is the purpose of training a person in the Scriptures?</w:t>
-      </w:r>
-    </w:p>
-    <w:p>
-      <w:pPr/>
-      <w:r>
-        <w:rPr>
-          <w:lang w:val="en_US" w:bidi="en_US"/>
-        </w:rPr>
-      </w:r>
-      <w:r>
-        <w:rPr>
-          <w:lang w:val="en_US" w:bidi="en_US"/>
-        </w:rPr>
-        <w:t>A person is trained in the Scriptures so that he is proficient, equipped for every good work.</w:t>
+        <w:t>Who is Jesus Christ going to judge?</w:t>
+      </w:r>
+    </w:p>
+    <w:p>
+      <w:pPr/>
+      <w:r>
+        <w:rPr>
+          <w:lang w:val="en_US" w:bidi="en_US"/>
+        </w:rPr>
+      </w:r>
+      <w:r>
+        <w:rPr>
+          <w:lang w:val="en_US" w:bidi="en_US"/>
+        </w:rPr>
+        <w:t>Jesus Christ will judge the living and the dead.</w:t>
       </w:r>
       <w:r>
         <w:rPr>
@@ -3020,7 +3083,7 @@
         <w:rPr>
           <w:lang w:val="en_US" w:bidi="en_US"/>
         </w:rPr>
-        <w:t>2 Timothy 4:1</w:t>
+        <w:t>2 Timothy 4:2 (#1)</w:t>
       </w:r>
       <w:r>
         <w:rPr>
@@ -3040,21 +3103,21 @@
           <w:b/>
           <w:lang w:val="en_US" w:bidi="en_US"/>
         </w:rPr>
-        <w:t>Who is Jesus Christ going to judge?</w:t>
-      </w:r>
-    </w:p>
-    <w:p>
-      <w:pPr/>
-      <w:r>
-        <w:rPr>
-          <w:lang w:val="en_US" w:bidi="en_US"/>
-        </w:rPr>
-      </w:r>
-      <w:r>
-        <w:rPr>
-          <w:lang w:val="en_US" w:bidi="en_US"/>
-        </w:rPr>
-        <w:t>Jesus Christ will judge the living and the dead.</w:t>
+        <w:t>What did Paul solemnly command Timothy to do?</w:t>
+      </w:r>
+    </w:p>
+    <w:p>
+      <w:pPr/>
+      <w:r>
+        <w:rPr>
+          <w:lang w:val="en_US" w:bidi="en_US"/>
+        </w:rPr>
+      </w:r>
+      <w:r>
+        <w:rPr>
+          <w:lang w:val="en_US" w:bidi="en_US"/>
+        </w:rPr>
+        <w:t>Paul solemnly commanded Timothy to preach the Word.</w:t>
       </w:r>
       <w:r>
         <w:rPr>
@@ -3083,7 +3146,7 @@
         <w:rPr>
           <w:lang w:val="en_US" w:bidi="en_US"/>
         </w:rPr>
-        <w:t>2 Timothy 4:2</w:t>
+        <w:t>2 Timothy 4:3 (#1)</w:t>
       </w:r>
       <w:r>
         <w:rPr>
@@ -3103,21 +3166,21 @@
           <w:b/>
           <w:lang w:val="en_US" w:bidi="en_US"/>
         </w:rPr>
-        <w:t>What did Paul solemnly command Timothy to do?</w:t>
-      </w:r>
-    </w:p>
-    <w:p>
-      <w:pPr/>
-      <w:r>
-        <w:rPr>
-          <w:lang w:val="en_US" w:bidi="en_US"/>
-        </w:rPr>
-      </w:r>
-      <w:r>
-        <w:rPr>
-          <w:lang w:val="en_US" w:bidi="en_US"/>
-        </w:rPr>
-        <w:t>Paul solemnly commanded Timothy to preach the Word.</w:t>
+        <w:t>Paul warned that the time will come when people will do what regarding doctrine?</w:t>
+      </w:r>
+    </w:p>
+    <w:p>
+      <w:pPr/>
+      <w:r>
+        <w:rPr>
+          <w:lang w:val="en_US" w:bidi="en_US"/>
+        </w:rPr>
+      </w:r>
+      <w:r>
+        <w:rPr>
+          <w:lang w:val="en_US" w:bidi="en_US"/>
+        </w:rPr>
+        <w:t>People will not endure sound teaching, but will listen to teachings that agree with their own desires.</w:t>
       </w:r>
       <w:r>
         <w:rPr>
@@ -3146,7 +3209,7 @@
         <w:rPr>
           <w:lang w:val="en_US" w:bidi="en_US"/>
         </w:rPr>
-        <w:t>2 Timothy 4:3</w:t>
+        <w:t>2 Timothy 4:5 (#1)</w:t>
       </w:r>
       <w:r>
         <w:rPr>
@@ -3166,21 +3229,21 @@
           <w:b/>
           <w:lang w:val="en_US" w:bidi="en_US"/>
         </w:rPr>
-        <w:t>Paul warned that the time will come when people will do what regarding doctrine?</w:t>
-      </w:r>
-    </w:p>
-    <w:p>
-      <w:pPr/>
-      <w:r>
-        <w:rPr>
-          <w:lang w:val="en_US" w:bidi="en_US"/>
-        </w:rPr>
-      </w:r>
-      <w:r>
-        <w:rPr>
-          <w:lang w:val="en_US" w:bidi="en_US"/>
-        </w:rPr>
-        <w:t>People will not endure sound teaching, but will listen to teachings that agree with their own desires.</w:t>
+        <w:t>What work and ministry had Timothy been given to do?</w:t>
+      </w:r>
+    </w:p>
+    <w:p>
+      <w:pPr/>
+      <w:r>
+        <w:rPr>
+          <w:lang w:val="en_US" w:bidi="en_US"/>
+        </w:rPr>
+      </w:r>
+      <w:r>
+        <w:rPr>
+          <w:lang w:val="en_US" w:bidi="en_US"/>
+        </w:rPr>
+        <w:t>Timothy had been given the work and ministry of an evangelist.</w:t>
       </w:r>
       <w:r>
         <w:rPr>
@@ -3209,7 +3272,7 @@
         <w:rPr>
           <w:lang w:val="en_US" w:bidi="en_US"/>
         </w:rPr>
-        <w:t>2 Timothy 4:5</w:t>
+        <w:t>2 Timothy 4:6 (#1)</w:t>
       </w:r>
       <w:r>
         <w:rPr>
@@ -3229,21 +3292,21 @@
           <w:b/>
           <w:lang w:val="en_US" w:bidi="en_US"/>
         </w:rPr>
-        <w:t>What work and ministry had Timothy been given to do?</w:t>
-      </w:r>
-    </w:p>
-    <w:p>
-      <w:pPr/>
-      <w:r>
-        <w:rPr>
-          <w:lang w:val="en_US" w:bidi="en_US"/>
-        </w:rPr>
-      </w:r>
-      <w:r>
-        <w:rPr>
-          <w:lang w:val="en_US" w:bidi="en_US"/>
-        </w:rPr>
-        <w:t>Timothy had been given the work and ministry of an evangelist.</w:t>
+        <w:t>What time in his life did Paul say had now come?</w:t>
+      </w:r>
+    </w:p>
+    <w:p>
+      <w:pPr/>
+      <w:r>
+        <w:rPr>
+          <w:lang w:val="en_US" w:bidi="en_US"/>
+        </w:rPr>
+      </w:r>
+      <w:r>
+        <w:rPr>
+          <w:lang w:val="en_US" w:bidi="en_US"/>
+        </w:rPr>
+        <w:t>Paul said that his time of departure had come.</w:t>
       </w:r>
       <w:r>
         <w:rPr>
@@ -3272,7 +3335,7 @@
         <w:rPr>
           <w:lang w:val="en_US" w:bidi="en_US"/>
         </w:rPr>
-        <w:t>2 Timothy 4:6</w:t>
+        <w:t>2 Timothy 4:8 (#1)</w:t>
       </w:r>
       <w:r>
         <w:rPr>
@@ -3292,21 +3355,21 @@
           <w:b/>
           <w:lang w:val="en_US" w:bidi="en_US"/>
         </w:rPr>
-        <w:t>What time in his life did Paul say had now come?</w:t>
-      </w:r>
-    </w:p>
-    <w:p>
-      <w:pPr/>
-      <w:r>
-        <w:rPr>
-          <w:lang w:val="en_US" w:bidi="en_US"/>
-        </w:rPr>
-      </w:r>
-      <w:r>
-        <w:rPr>
-          <w:lang w:val="en_US" w:bidi="en_US"/>
-        </w:rPr>
-        <w:t>Paul said that his time of departure had come.</w:t>
+        <w:t>What reward did Paul say all those who love Christ’s appearing will receive?</w:t>
+      </w:r>
+    </w:p>
+    <w:p>
+      <w:pPr/>
+      <w:r>
+        <w:rPr>
+          <w:lang w:val="en_US" w:bidi="en_US"/>
+        </w:rPr>
+      </w:r>
+      <w:r>
+        <w:rPr>
+          <w:lang w:val="en_US" w:bidi="en_US"/>
+        </w:rPr>
+        <w:t>Paul said that all those who love Christ’s appearing will receive the crown of righteousness.</w:t>
       </w:r>
       <w:r>
         <w:rPr>
@@ -3335,7 +3398,7 @@
         <w:rPr>
           <w:lang w:val="en_US" w:bidi="en_US"/>
         </w:rPr>
-        <w:t>2 Timothy 4:8</w:t>
+        <w:t>2 Timothy 4:10 (#1)</w:t>
       </w:r>
       <w:r>
         <w:rPr>
@@ -3355,21 +3418,21 @@
           <w:b/>
           <w:lang w:val="en_US" w:bidi="en_US"/>
         </w:rPr>
-        <w:t>What reward did Paul say all those who love Christ’s appearing will receive?</w:t>
-      </w:r>
-    </w:p>
-    <w:p>
-      <w:pPr/>
-      <w:r>
-        <w:rPr>
-          <w:lang w:val="en_US" w:bidi="en_US"/>
-        </w:rPr>
-      </w:r>
-      <w:r>
-        <w:rPr>
-          <w:lang w:val="en_US" w:bidi="en_US"/>
-        </w:rPr>
-        <w:t>Paul said that all those who love Christ’s appearing will receive the crown of righteousness.</w:t>
+        <w:t>Why did Paul’s companion Demas leave him?</w:t>
+      </w:r>
+    </w:p>
+    <w:p>
+      <w:pPr/>
+      <w:r>
+        <w:rPr>
+          <w:lang w:val="en_US" w:bidi="en_US"/>
+        </w:rPr>
+      </w:r>
+      <w:r>
+        <w:rPr>
+          <w:lang w:val="en_US" w:bidi="en_US"/>
+        </w:rPr>
+        <w:t>Demas left Paul because he loved this present age.</w:t>
       </w:r>
       <w:r>
         <w:rPr>
@@ -3398,7 +3461,7 @@
         <w:rPr>
           <w:lang w:val="en_US" w:bidi="en_US"/>
         </w:rPr>
-        <w:t>2 Timothy 4:10</w:t>
+        <w:t>2 Timothy 4:11 (#1)</w:t>
       </w:r>
       <w:r>
         <w:rPr>
@@ -3418,21 +3481,21 @@
           <w:b/>
           <w:lang w:val="en_US" w:bidi="en_US"/>
         </w:rPr>
-        <w:t>Why did Paul’s companion Demas leave him?</w:t>
-      </w:r>
-    </w:p>
-    <w:p>
-      <w:pPr/>
-      <w:r>
-        <w:rPr>
-          <w:lang w:val="en_US" w:bidi="en_US"/>
-        </w:rPr>
-      </w:r>
-      <w:r>
-        <w:rPr>
-          <w:lang w:val="en_US" w:bidi="en_US"/>
-        </w:rPr>
-        <w:t>Demas left Paul because he loved this present age.</w:t>
+        <w:t>Who was the only companion of Paul to still be with him?</w:t>
+      </w:r>
+    </w:p>
+    <w:p>
+      <w:pPr/>
+      <w:r>
+        <w:rPr>
+          <w:lang w:val="en_US" w:bidi="en_US"/>
+        </w:rPr>
+      </w:r>
+      <w:r>
+        <w:rPr>
+          <w:lang w:val="en_US" w:bidi="en_US"/>
+        </w:rPr>
+        <w:t>Only Luke was still with Paul.</w:t>
       </w:r>
       <w:r>
         <w:rPr>
@@ -3461,7 +3524,7 @@
         <w:rPr>
           <w:lang w:val="en_US" w:bidi="en_US"/>
         </w:rPr>
-        <w:t>2 Timothy 4:11</w:t>
+        <w:t>2 Timothy 4:14 (#1)</w:t>
       </w:r>
       <w:r>
         <w:rPr>
@@ -3481,21 +3544,21 @@
           <w:b/>
           <w:lang w:val="en_US" w:bidi="en_US"/>
         </w:rPr>
-        <w:t>Who was the only companion of Paul to still be with him?</w:t>
-      </w:r>
-    </w:p>
-    <w:p>
-      <w:pPr/>
-      <w:r>
-        <w:rPr>
-          <w:lang w:val="en_US" w:bidi="en_US"/>
-        </w:rPr>
-      </w:r>
-      <w:r>
-        <w:rPr>
-          <w:lang w:val="en_US" w:bidi="en_US"/>
-        </w:rPr>
-        <w:t>Only Luke was still with Paul.</w:t>
+        <w:t>According to what did Paul said that the Lord would repay Alexander?</w:t>
+      </w:r>
+    </w:p>
+    <w:p>
+      <w:pPr/>
+      <w:r>
+        <w:rPr>
+          <w:lang w:val="en_US" w:bidi="en_US"/>
+        </w:rPr>
+      </w:r>
+      <w:r>
+        <w:rPr>
+          <w:lang w:val="en_US" w:bidi="en_US"/>
+        </w:rPr>
+        <w:t>Paul said that the Lord will repay Alexander according to his deeds.</w:t>
       </w:r>
       <w:r>
         <w:rPr>
@@ -3524,70 +3587,7 @@
         <w:rPr>
           <w:lang w:val="en_US" w:bidi="en_US"/>
         </w:rPr>
-        <w:t>2 Timothy 4:14</w:t>
-      </w:r>
-      <w:r>
-        <w:rPr>
-          <w:lang w:val="en_US" w:bidi="en_US"/>
-        </w:rPr>
-      </w:r>
-    </w:p>
-    <w:p>
-      <w:pPr/>
-      <w:r>
-        <w:rPr>
-          <w:lang w:val="en_US" w:bidi="en_US"/>
-        </w:rPr>
-      </w:r>
-      <w:r>
-        <w:rPr>
-          <w:b/>
-          <w:lang w:val="en_US" w:bidi="en_US"/>
-        </w:rPr>
-        <w:t>According to what did Paul said that the Lord would repay Alexander?</w:t>
-      </w:r>
-    </w:p>
-    <w:p>
-      <w:pPr/>
-      <w:r>
-        <w:rPr>
-          <w:lang w:val="en_US" w:bidi="en_US"/>
-        </w:rPr>
-      </w:r>
-      <w:r>
-        <w:rPr>
-          <w:lang w:val="en_US" w:bidi="en_US"/>
-        </w:rPr>
-        <w:t>Paul said that the Lord will repay Alexander according to his deeds.</w:t>
-      </w:r>
-      <w:r>
-        <w:rPr>
-          <w:lang w:val="en_US" w:bidi="en_US"/>
-        </w:rPr>
-      </w:r>
-      <w:r>
-        <w:rPr>
-          <w:lang w:val="en_US" w:bidi="en_US"/>
-        </w:rPr>
-      </w:r>
-    </w:p>
-    <w:p>
-      <w:pPr/>
-      <w:r>
-        <w:rPr>
-          <w:lang w:val="en_US" w:bidi="en_US"/>
-        </w:rPr>
-      </w:r>
-    </w:p>
-    <w:p>
-      <w:pPr>
-        <w:pStyle w:val="Heading2"/>
-      </w:pPr>
-      <w:r>
-        <w:rPr>
-          <w:lang w:val="en_US" w:bidi="en_US"/>
-        </w:rPr>
-        <w:t>2 Timothy 4:16</w:t>
+        <w:t>2 Timothy 4:16 (#1)</w:t>
       </w:r>
       <w:r>
         <w:rPr>
